--- a/src/Layers/W1/BaseApp/Inventory/Item/ItemGTINLabelBody.docx
+++ b/src/Layers/W1/BaseApp/Inventory/Item/ItemGTINLabelBody.docx
@@ -19,6 +19,7 @@
           </w:placeholder>
           <w15:color w:val="808080"/>
           <w:text/>
+          <w:dataBinding w:prefixMappings="&lt;xmlns:ns0='urn:microsoft-dynamics-nav/reports/Item_GTIN_Label/6625/' " w:xpath="/ns0:NavWordReportXmlPart[1]/ns0:Items[1]/ns0:Description[1]"/>
         </w:sdtPr>
         <w:sdtContent>
           <w:r>
@@ -40,6 +41,7 @@
           </w:placeholder>
           <w15:color w:val="808080"/>
           <w:text/>
+          <w:dataBinding w:prefixMappings="&lt;xmlns:ns0='urn:microsoft-dynamics-nav/reports/Item_GTIN_Label/6625/' " w:xpath="/ns0:NavWordReportXmlPart[1]/ns0:Items[1]/ns0:No_[1]"/>
         </w:sdtPr>
         <w:sdtContent>
           <w:r>
@@ -82,6 +84,7 @@
             </w:placeholder>
             <w15:color w:val="808080"/>
             <w:text/>
+            <w:dataBinding w:prefixMappings="&lt;xmlns:ns0='urn:microsoft-dynamics-nav/reports/Item_GTIN_Label/6625/' " w:xpath="/ns0:NavWordReportXmlPart[1]/ns0:Items[1]/ns0:GTIN[1]"/>
           </w:sdtPr>
           <w:sdtContent>
             <w:tc>
@@ -112,6 +115,7 @@
             </w:placeholder>
             <w15:color w:val="808080"/>
             <w:text/>
+            <w:dataBinding w:prefixMappings="&lt;xmlns:ns0='urn:microsoft-dynamics-nav/reports/Item_GTIN_Label/6625/' " w:xpath="/ns0:NavWordReportXmlPart[1]/ns0:Items[1]/ns0:GTIN_2D[1]"/>
           </w:sdtPr>
           <w:sdtContent>
             <w:tc>
@@ -2129,21 +2133,7 @@
  
      < / B C R e p o r t I n f o r m a t i o n >   
-     < T o o l t i p s > - 
-         < T o o l t i p   c o l u m n = " N o _ "   E l e m e n t I d = " 1 0 8 0 6 9 1 2 5 3 " > - 
-             < T o o l t i p T e x t   l a n g = " e n - U S " > S p e c i f i e s   t h e   n u m b e r   o f   t h e   i t e m . < / T o o l t i p T e x t > - 
-         < / T o o l t i p > - 
-         < T o o l t i p   c o l u m n = " D e s c r i p t i o n "   E l e m e n t I d = " 1 3 1 4 3 5 1 3 0 7 " > - 
-             < T o o l t i p T e x t   l a n g = " e n - U S " > S p e c i f i e s   a   d e s c r i p t i o n   o f   t h e   i t e m . < / T o o l t i p T e x t > - 
-         < / T o o l t i p > - 
-     < / T o o l t i p s > +     < T o o l t i p s   / >   
      < I t e m s   E l e m e n t T y p e = " D a t a I t e m "   E l e m e n t I d = " 5 9 2 9 2 8 6 8 5 " >   

--- a/src/Layers/W1/BaseApp/Inventory/Item/ItemGTINLabelBody.docx
+++ b/src/Layers/W1/BaseApp/Inventory/Item/ItemGTINLabelBody.docx
@@ -19,7 +19,7 @@
           </w:placeholder>
           <w15:color w:val="808080"/>
           <w:text/>
-          <w:dataBinding w:prefixMappings="&lt;xmlns:ns0='urn:microsoft-dynamics-nav/reports/Item_GTIN_Label/6625/' " w:xpath="/ns0:NavWordReportXmlPart[1]/ns0:Items[1]/ns0:Description[1]"/>
+          <w:dataBinding w:prefixMappings="xmlns:ns0='urn:microsoft-dynamics-nav/reports/Item_GTIN_Label/6625/'" w:xpath="/ns0:NavWordReportXmlPart[1]/ns0:Items[1]/ns0:Description[1]"/>
         </w:sdtPr>
         <w:sdtContent>
           <w:r>
@@ -41,7 +41,7 @@
           </w:placeholder>
           <w15:color w:val="808080"/>
           <w:text/>
-          <w:dataBinding w:prefixMappings="&lt;xmlns:ns0='urn:microsoft-dynamics-nav/reports/Item_GTIN_Label/6625/' " w:xpath="/ns0:NavWordReportXmlPart[1]/ns0:Items[1]/ns0:No_[1]"/>
+          <w:dataBinding w:prefixMappings="xmlns:ns0='urn:microsoft-dynamics-nav/reports/Item_GTIN_Label/6625/'" w:xpath="/ns0:NavWordReportXmlPart[1]/ns0:Items[1]/ns0:No_[1]"/>
         </w:sdtPr>
         <w:sdtContent>
           <w:r>
@@ -84,7 +84,7 @@
             </w:placeholder>
             <w15:color w:val="808080"/>
             <w:text/>
-            <w:dataBinding w:prefixMappings="&lt;xmlns:ns0='urn:microsoft-dynamics-nav/reports/Item_GTIN_Label/6625/' " w:xpath="/ns0:NavWordReportXmlPart[1]/ns0:Items[1]/ns0:GTIN[1]"/>
+            <w:dataBinding w:prefixMappings="xmlns:ns0='urn:microsoft-dynamics-nav/reports/Item_GTIN_Label/6625/'" w:xpath="/ns0:NavWordReportXmlPart[1]/ns0:Items[1]/ns0:GTIN[1]"/>
           </w:sdtPr>
           <w:sdtContent>
             <w:tc>
@@ -115,7 +115,7 @@
             </w:placeholder>
             <w15:color w:val="808080"/>
             <w:text/>
-            <w:dataBinding w:prefixMappings="&lt;xmlns:ns0='urn:microsoft-dynamics-nav/reports/Item_GTIN_Label/6625/' " w:xpath="/ns0:NavWordReportXmlPart[1]/ns0:Items[1]/ns0:GTIN_2D[1]"/>
+            <w:dataBinding w:prefixMappings="xmlns:ns0='urn:microsoft-dynamics-nav/reports/Item_GTIN_Label/6625/'" w:xpath="/ns0:NavWordReportXmlPart[1]/ns0:Items[1]/ns0:GTIN_2D[1]"/>
           </w:sdtPr>
           <w:sdtContent>
             <w:tc>
@@ -2133,7 +2133,21 @@
  
      < / B C R e p o r t I n f o r m a t i o n >   
-     < T o o l t i p s   / > +     < T o o l t i p s > + 
+         < T o o l t i p   c o l u m n = " N o _ "   E l e m e n t I d = " 1 0 8 0 6 9 1 2 5 3 " > + 
+             < T o o l t i p T e x t   l a n g = " e n - U S " > S p e c i f i e s   t h e   n u m b e r   o f   t h e   i t e m . < / T o o l t i p T e x t > + 
+         < / T o o l t i p > + 
+         < T o o l t i p   c o l u m n = " D e s c r i p t i o n "   E l e m e n t I d = " 1 3 1 4 3 5 1 3 0 7 " > + 
+             < T o o l t i p T e x t   l a n g = " e n - U S " > S p e c i f i e s   a   d e s c r i p t i o n   o f   t h e   i t e m . < / T o o l t i p T e x t > + 
+         < / T o o l t i p > + 
+     < / T o o l t i p s >   
      < I t e m s   E l e m e n t T y p e = " D a t a I t e m "   E l e m e n t I d = " 5 9 2 9 2 8 6 8 5 " >   
